--- a/Fiches-descriptive/Fiche-descriptive_VOIR LES POSTES CONNECTES.docx
+++ b/Fiches-descriptive/Fiche-descriptive_VOIR LES POSTES CONNECTES.docx
@@ -1115,53 +1115,12 @@
         <w:rPr>
           <w:noProof/>
         </w:rPr>
-        <w:t>En tant que admin/gestionnaire</w:t>
-      </w:r>
-    </w:p>
-    <w:p>
-      <w:pPr>
-        <w:rPr>
-          <w:noProof/>
-        </w:rPr>
-      </w:pPr>
-    </w:p>
-    <w:p>
-      <w:pPr>
-        <w:rPr>
-          <w:noProof/>
-        </w:rPr>
-      </w:pPr>
-    </w:p>
-    <w:p>
-      <w:pPr>
-        <w:rPr>
-          <w:noProof/>
-        </w:rPr>
-      </w:pPr>
-    </w:p>
-    <w:p>
-      <w:pPr>
-        <w:rPr>
-          <w:noProof/>
-        </w:rPr>
-      </w:pPr>
-    </w:p>
-    <w:p>
-      <w:pPr>
-        <w:rPr>
-          <w:noProof/>
-        </w:rPr>
-      </w:pPr>
-      <w:r>
-        <w:rPr>
-          <w:noProof/>
-        </w:rPr>
         <w:lastRenderedPageBreak/>
         <w:drawing>
-          <wp:inline distT="0" distB="0" distL="0" distR="0">
-            <wp:extent cx="5743575" cy="3238500"/>
-            <wp:effectExtent l="0" t="0" r="9525" b="0"/>
-            <wp:docPr id="4" name="Image 4" descr="d:\Utilisateurs\killian.muscat\Downloads\a.png"/>
+          <wp:inline distT="0" distB="0" distL="0" distR="0" wp14:anchorId="6993A803" wp14:editId="3384FC1E">
+            <wp:extent cx="5760720" cy="3246755"/>
+            <wp:effectExtent l="0" t="0" r="0" b="0"/>
+            <wp:docPr id="1" name="Image 1"/>
             <wp:cNvGraphicFramePr>
               <a:graphicFrameLocks xmlns:a="http://schemas.openxmlformats.org/drawingml/2006/main" noChangeAspect="1"/>
             </wp:cNvGraphicFramePr>
@@ -1169,36 +1128,23 @@
               <a:graphicData uri="http://schemas.openxmlformats.org/drawingml/2006/picture">
                 <pic:pic xmlns:pic="http://schemas.openxmlformats.org/drawingml/2006/picture">
                   <pic:nvPicPr>
-                    <pic:cNvPr id="0" name="Picture 8" descr="d:\Utilisateurs\killian.muscat\Downloads\a.png"/>
-                    <pic:cNvPicPr>
-                      <a:picLocks noChangeAspect="1" noChangeArrowheads="1"/>
-                    </pic:cNvPicPr>
+                    <pic:cNvPr id="1" name=""/>
+                    <pic:cNvPicPr/>
                   </pic:nvPicPr>
                   <pic:blipFill>
-                    <a:blip r:embed="rId5" cstate="print">
-                      <a:extLst>
-                        <a:ext uri="{28A0092B-C50C-407E-A947-70E740481C1C}">
-                          <a14:useLocalDpi xmlns:a14="http://schemas.microsoft.com/office/drawing/2010/main" val="0"/>
-                        </a:ext>
-                      </a:extLst>
-                    </a:blip>
-                    <a:srcRect/>
+                    <a:blip r:embed="rId5"/>
                     <a:stretch>
                       <a:fillRect/>
                     </a:stretch>
                   </pic:blipFill>
-                  <pic:spPr bwMode="auto">
+                  <pic:spPr>
                     <a:xfrm>
                       <a:off x="0" y="0"/>
-                      <a:ext cx="5743575" cy="3238500"/>
+                      <a:ext cx="5760720" cy="3246755"/>
                     </a:xfrm>
                     <a:prstGeom prst="rect">
                       <a:avLst/>
                     </a:prstGeom>
-                    <a:noFill/>
-                    <a:ln>
-                      <a:noFill/>
-                    </a:ln>
                   </pic:spPr>
                 </pic:pic>
               </a:graphicData>
@@ -1206,33 +1152,6 @@
           </wp:inline>
         </w:drawing>
       </w:r>
-    </w:p>
-    <w:p>
-      <w:pPr>
-        <w:rPr>
-          <w:noProof/>
-        </w:rPr>
-      </w:pPr>
-    </w:p>
-    <w:p>
-      <w:pPr>
-        <w:rPr>
-          <w:noProof/>
-        </w:rPr>
-      </w:pPr>
-      <w:r>
-        <w:rPr>
-          <w:noProof/>
-        </w:rPr>
-        <w:t>En temps que formateur</w:t>
-      </w:r>
-    </w:p>
-    <w:p>
-      <w:pPr>
-        <w:rPr>
-          <w:noProof/>
-        </w:rPr>
-      </w:pPr>
       <w:bookmarkStart w:id="0" w:name="_GoBack"/>
       <w:bookmarkEnd w:id="0"/>
       <w:r>
@@ -1240,59 +1159,6 @@
           <w:noProof/>
         </w:rPr>
         <w:br/>
-      </w:r>
-      <w:r>
-        <w:rPr>
-          <w:noProof/>
-        </w:rPr>
-        <w:drawing>
-          <wp:inline distT="0" distB="0" distL="0" distR="0" wp14:anchorId="43E83F2F" wp14:editId="3FCCD9D2">
-            <wp:extent cx="5743575" cy="3238500"/>
-            <wp:effectExtent l="0" t="0" r="9525" b="0"/>
-            <wp:docPr id="5" name="Image 5" descr="d:\Utilisateurs\killian.muscat\Downloads\b.png"/>
-            <wp:cNvGraphicFramePr>
-              <a:graphicFrameLocks xmlns:a="http://schemas.openxmlformats.org/drawingml/2006/main" noChangeAspect="1"/>
-            </wp:cNvGraphicFramePr>
-            <a:graphic xmlns:a="http://schemas.openxmlformats.org/drawingml/2006/main">
-              <a:graphicData uri="http://schemas.openxmlformats.org/drawingml/2006/picture">
-                <pic:pic xmlns:pic="http://schemas.openxmlformats.org/drawingml/2006/picture">
-                  <pic:nvPicPr>
-                    <pic:cNvPr id="0" name="Picture 9" descr="d:\Utilisateurs\killian.muscat\Downloads\b.png"/>
-                    <pic:cNvPicPr>
-                      <a:picLocks noChangeAspect="1" noChangeArrowheads="1"/>
-                    </pic:cNvPicPr>
-                  </pic:nvPicPr>
-                  <pic:blipFill>
-                    <a:blip r:embed="rId6" cstate="print">
-                      <a:extLst>
-                        <a:ext uri="{28A0092B-C50C-407E-A947-70E740481C1C}">
-                          <a14:useLocalDpi xmlns:a14="http://schemas.microsoft.com/office/drawing/2010/main" val="0"/>
-                        </a:ext>
-                      </a:extLst>
-                    </a:blip>
-                    <a:srcRect/>
-                    <a:stretch>
-                      <a:fillRect/>
-                    </a:stretch>
-                  </pic:blipFill>
-                  <pic:spPr bwMode="auto">
-                    <a:xfrm>
-                      <a:off x="0" y="0"/>
-                      <a:ext cx="5743575" cy="3238500"/>
-                    </a:xfrm>
-                    <a:prstGeom prst="rect">
-                      <a:avLst/>
-                    </a:prstGeom>
-                    <a:noFill/>
-                    <a:ln>
-                      <a:noFill/>
-                    </a:ln>
-                  </pic:spPr>
-                </pic:pic>
-              </a:graphicData>
-            </a:graphic>
-          </wp:inline>
-        </w:drawing>
       </w:r>
     </w:p>
     <w:p>
@@ -1547,16 +1413,7 @@
                 <w:sz w:val="20"/>
                 <w:szCs w:val="20"/>
               </w:rPr>
-              <w:t>.</w:t>
-            </w:r>
-            <w:r>
-              <w:rPr>
-                <w:rFonts w:ascii="Arial" w:hAnsi="Arial" w:cs="Arial"/>
-                <w:noProof/>
-                <w:sz w:val="20"/>
-                <w:szCs w:val="20"/>
-              </w:rPr>
-              <w:t xml:space="preserve"> </w:t>
+              <w:t xml:space="preserve">. </w:t>
             </w:r>
           </w:p>
         </w:tc>
@@ -2161,6 +2018,7 @@
                 <w:sz w:val="20"/>
                 <w:szCs w:val="20"/>
               </w:rPr>
+              <w:lastRenderedPageBreak/>
               <w:t xml:space="preserve">Scénario </w:t>
             </w:r>
             <w:r>
